--- a/public/materialy/1L/2/_ucitel/4. Počítačové sítě - plán hodiny.docx
+++ b/public/materialy/1L/2/_ucitel/4. Počítačové sítě - plán hodiny.docx
@@ -1570,7 +1570,7 @@
         <w:t xml:space="preserve">Hra na síť je jádro pochopení. </w:t>
       </w:r>
       <w:r>
-        <w:t>Nepřeskakujte ji kvůli času — 8 minut hry ušetří 20 minut vysvětlování. Lísteček = „Chci stránku skola.cz“. Klient neví, kde stránka je; DNS mu řekne adresu; router zprávu předá serveru; server vrátí „stránku“ (druhý lísteček).</w:t>
+        <w:t>Nepřeskakuj ji kvůli času — 8 minut hry ušetří 20 minut vysvětlování. Lísteček = „Chci stránku skola.cz“. Klient neví, kde stránka je; DNS mu řekne adresu; router zprávu předá serveru; server vrátí „stránku“ (druhý lísteček).</w:t>
       </w:r>
     </w:p>
     <w:p>
@@ -1587,10 +1587,10 @@
           <w:b/>
           <w:bCs/>
         </w:rPr>
-        <w:t xml:space="preserve">Držte se dvou analogií </w:t>
-      </w:r>
-      <w:r>
-        <w:t>a neměňte je: IP adresa = adresa domu, DNS = telefonní seznam / kontakty v mobilu. Více analogií najednou žáky mate.</w:t>
+        <w:t xml:space="preserve">Drž se dvou analogií </w:t>
+      </w:r>
+      <w:r>
+        <w:t>a neměň je: IP adresa = adresa domu, DNS = telefonní seznam / kontakty v mobilu. Více analogií najednou žáky mate.</w:t>
       </w:r>
     </w:p>
     <w:p>
@@ -1607,10 +1607,10 @@
           <w:b/>
           <w:bCs/>
         </w:rPr>
-        <w:t xml:space="preserve">Nezabíhejte do detailů. </w:t>
-      </w:r>
-      <w:r>
-        <w:t>Modely OSI, TCP/UDP, masky sítě sem nepatří — cílem je správná základní představa. Zvídavé odkažte na bonus a další ročníky.</w:t>
+        <w:t xml:space="preserve">Nezabíhej do detailů. </w:t>
+      </w:r>
+      <w:r>
+        <w:t>Modely OSI, TCP/UDP, masky sítě sem nepatří — cílem je správná základní představa. Zvídavé odkaž na bonus a další ročníky.</w:t>
       </w:r>
     </w:p>
     <w:p>
@@ -1643,7 +1643,7 @@
           <w:b/>
           <w:bCs/>
         </w:rPr>
-        <w:t xml:space="preserve"> zatím nepoužívejte </w:t>
+        <w:t xml:space="preserve"> zatím nepoužívej </w:t>
       </w:r>
       <w:r>
         <w:t>— IP adresu žáci najdou v Nastavení (Síť a internet → vlastnosti připojení). Příkazový řádek je téma 6. hodiny; tam si totéž zopakují „profesionálně“ a ocení rozdíl.</w:t>
@@ -1663,7 +1663,7 @@
           <w:b/>
           <w:bCs/>
         </w:rPr>
-        <w:t xml:space="preserve">Jak poznáte porozumění: </w:t>
+        <w:t xml:space="preserve">Jak poznáš porozumění: </w:t>
       </w:r>
       <w:r>
         <w:t>žák umí cestu dat převyprávět vlastními slovy a ve schématu správně umístí router mezi internet a domácí zařízení.</w:t>
@@ -2650,7 +2650,7 @@
                 <w:sz w:val="21"/>
                 <w:szCs w:val="21"/>
               </w:rPr>
-              <w:t>Role napište na kartičky a dejte žákům do ruky. Zprávu posílejte jen jednu, viditelnou (velký papír). Učitel moderuje každý krok.</w:t>
+              <w:t>Role napiš na kartičky a dej žákům do ruky. Zprávu posílej jen jednu, viditelnou (velký papír). Učitel moderuje každý krok.</w:t>
             </w:r>
           </w:p>
         </w:tc>
@@ -2716,7 +2716,7 @@
                 <w:sz w:val="21"/>
                 <w:szCs w:val="21"/>
               </w:rPr>
-              <w:t>Napište cestu na tabuli: Nastavení → Síť a internet → (Wi-Fi/Ethernet) → vlastnosti. Na školních PC předem vyzkoušejte.</w:t>
+              <w:t>Napiš cestu na tabuli: Nastavení → Síť a internet → (Wi-Fi/Ethernet) → vlastnosti. Na školních PC předem vyzkoušej.</w:t>
             </w:r>
           </w:p>
         </w:tc>
@@ -2983,7 +2983,7 @@
           <w:i/>
           <w:iCs/>
         </w:rPr>
-        <w:t>(Vyplňte po hodině.)</w:t>
+        <w:t>(Vyplň po hodině.)</w:t>
       </w:r>
     </w:p>
     <w:sectPr>

--- a/public/materialy/1L/2/_ucitel/4. Počítačové sítě - plán hodiny.docx
+++ b/public/materialy/1L/2/_ucitel/4. Počítačové sítě - plán hodiny.docx
@@ -32,7 +32,7 @@
           <w:sz w:val="26"/>
           <w:szCs w:val="26"/>
         </w:rPr>
-        <w:t>Úvod do informatiky a digitální gramotnost • 1. ročník SPŠ • 45 minut</w:t>
+        <w:t>Úvod do informatiky a digitální gramotnost • 1. ročník SPŠ • 45 minut</w:t>
       </w:r>
     </w:p>
     <w:p>
@@ -133,7 +133,7 @@
                 <w:sz w:val="21"/>
                 <w:szCs w:val="21"/>
               </w:rPr>
-              <w:t>Úvod do informatiky a digitální gramotnost (hodina 4 z 6)</w:t>
+              <w:t>Úvod do informatiky a digitální gramotnost (hodina 4 z 6)</w:t>
             </w:r>
           </w:p>
         </w:tc>
@@ -265,7 +265,7 @@
                 <w:sz w:val="21"/>
                 <w:szCs w:val="21"/>
               </w:rPr>
-              <w:t>1. ročník, střední průmyslová škola (strojní a stavební obory)</w:t>
+              <w:t>1. ročník, střední průmyslová škola (strojní a stavební obory)</w:t>
             </w:r>
           </w:p>
         </w:tc>
@@ -397,7 +397,7 @@
                 <w:sz w:val="21"/>
                 <w:szCs w:val="21"/>
               </w:rPr>
-              <w:t>Částečně povolené — jen k vysvětlení pojmu, kterému žák nerozumí. Úkoly žák vypracovává sám.</w:t>
+              <w:t>Částečně povolené — jen k vysvětlení pojmu, kterému žák nerozumí. Úkoly žák vypracovává sám.</w:t>
             </w:r>
           </w:p>
         </w:tc>
@@ -424,7 +424,7 @@
         <w:spacing w:after="100"/>
       </w:pPr>
       <w:r>
-        <w:t>Žák popíše, co se stane po zadání adresy webu do prohlížeče, a vysvětlí role základních prvků sítě (klient, server, router, IP adresa, DNS). Zjistí parametry svého připojení a vytvoří jednoduché schéma domácí sítě.</w:t>
+        <w:t>Žák popíše, co se stane po zadání adresy webu do prohlížeče, a vysvětlí role základních prvků sítě (klient, server, router, IP adresa, DNS). Zjistí parametry svého připojení a vytvoří jednoduché schéma domácí sítě.</w:t>
       </w:r>
     </w:p>
     <w:p>
@@ -471,7 +471,7 @@
         <w:spacing w:after="40"/>
       </w:pPr>
       <w:r>
-        <w:t>zjistit IP adresu svého počítače a název Wi-Fi sítě v Nastavení;</w:t>
+        <w:t>zjistit IP adresu svého počítače a název Wi-Fi sítě v Nastavení;</w:t>
       </w:r>
     </w:p>
     <w:p>
@@ -484,7 +484,7 @@
         <w:spacing w:after="40"/>
       </w:pPr>
       <w:r>
-        <w:t>rozlišit připojení kabelem a Wi-Fi a uvést výhodu každého;</w:t>
+        <w:t>rozlišit připojení kabelem a Wi-Fi a uvést výhodu každého;</w:t>
       </w:r>
     </w:p>
     <w:p>
@@ -550,7 +550,7 @@
         <w:spacing w:after="40"/>
       </w:pPr>
       <w:r>
-        <w:t>Počítače s internetem, dataprojektor.</w:t>
+        <w:t>Počítače s internetem, dataprojektor.</w:t>
       </w:r>
     </w:p>
     <w:p>
@@ -589,7 +589,7 @@
         <w:spacing w:after="40"/>
       </w:pPr>
       <w:r>
-        <w:t>Pokud je k dispozici: router/switch a síťový kabel na ukázku do ruky.</w:t>
+        <w:t>Pokud je k dispozici: router/switch a síťový kabel na ukázku do ruky.</w:t>
       </w:r>
     </w:p>
     <w:p>
@@ -837,7 +837,7 @@
                 <w:sz w:val="21"/>
                 <w:szCs w:val="21"/>
               </w:rPr>
-              <w:t>Úvod a motivace</w:t>
+              <w:t>Úvod a motivace</w:t>
             </w:r>
           </w:p>
         </w:tc>
@@ -866,7 +866,7 @@
                 <w:sz w:val="21"/>
                 <w:szCs w:val="21"/>
               </w:rPr>
-              <w:t>Otázka: „Napíšu seznam.cz a do vteřiny vidím stránku. Kde ta stránka celou dobu byla? Jak věděla, že má přijít právě sem?“</w:t>
+              <w:t>Otázka: „Napíšu seznam.cz a do vteřiny vidím stránku. Kde ta stránka celou dobu byla? Jak věděla, že má přijít právě sem?“</w:t>
             </w:r>
           </w:p>
         </w:tc>
@@ -990,7 +990,7 @@
                 <w:sz w:val="21"/>
                 <w:szCs w:val="21"/>
               </w:rPr>
-              <w:t>Hra na síť: 3 žáci = počítače, 1 žák = router, 1 žák = server, 1 žák = DNS. Posílají si lísteček „žádost o stránku“. Učitel řídí: počítač zná jen jméno stránky → musí se zeptat DNS na adresu → router předává dál.</w:t>
+              <w:t>Hra na síť: 3 žáci = počítače, 1 žák = router, 1 žák = server, 1 žák = DNS. Posílají si lísteček „žádost o stránku“. Učitel řídí: počítač zná jen jméno stránky → musí se zeptat DNS na adresu → router předává dál.</w:t>
             </w:r>
           </w:p>
         </w:tc>
@@ -1019,7 +1019,7 @@
                 <w:sz w:val="21"/>
                 <w:szCs w:val="21"/>
               </w:rPr>
-              <w:t>Hrají role, posílají zprávu, ostatní sledují a radí, kudy má zpráva jít.</w:t>
+              <w:t>Hrají role, posílají zprávu, ostatní sledují a radí, kudy má zpráva jít.</w:t>
             </w:r>
           </w:p>
         </w:tc>
@@ -1114,7 +1114,7 @@
                 <w:sz w:val="21"/>
                 <w:szCs w:val="21"/>
               </w:rPr>
-              <w:t>Na tabuli společně pojmenují role z hry: klient, DNS, router, server, IP adresa. Učitel doplní schéma cesty dat a srovnání: IP adresa = adresa domu, DNS = telefonní seznam.</w:t>
+              <w:t>Na tabuli společně pojmenují role z hry: klient, DNS, router, server, IP adresa. Učitel doplní schéma cesty dat a srovnání: IP adresa = adresa domu, DNS = telefonní seznam.</w:t>
             </w:r>
           </w:p>
         </w:tc>
@@ -1238,7 +1238,7 @@
                 <w:sz w:val="21"/>
                 <w:szCs w:val="21"/>
               </w:rPr>
-              <w:t>Zadá úkoly z listu: zjištění IP adresy a sítě v Nastavení, tvorba schématu domácí sítě. Obchází a pomáhá.</w:t>
+              <w:t>Zadá úkoly z listu: zjištění IP adresy a sítě v Nastavení, tvorba schématu domácí sítě. Obchází a pomáhá.</w:t>
             </w:r>
           </w:p>
         </w:tc>
@@ -1267,7 +1267,7 @@
                 <w:sz w:val="21"/>
                 <w:szCs w:val="21"/>
               </w:rPr>
-              <w:t>Zjišťují parametry připojení, kreslí schéma vlastní domácí sítě v PowerPointu/Malování.</w:t>
+              <w:t>Zjišťují parametry připojení, kreslí schéma vlastní domácí sítě v PowerPointu/Malování.</w:t>
             </w:r>
           </w:p>
         </w:tc>
@@ -1333,7 +1333,7 @@
                 <w:sz w:val="21"/>
                 <w:szCs w:val="21"/>
               </w:rPr>
-              <w:t>Kontrola a odevzdání</w:t>
+              <w:t>Kontrola a odevzdání</w:t>
             </w:r>
           </w:p>
         </w:tc>
@@ -1473,7 +1473,7 @@
                 <w:sz w:val="21"/>
                 <w:szCs w:val="21"/>
               </w:rPr>
-              <w:t>Shrnutí a reflexe</w:t>
+              <w:t>Shrnutí a reflexe</w:t>
             </w:r>
           </w:p>
         </w:tc>
@@ -1590,7 +1590,7 @@
         <w:t xml:space="preserve">Drž se dvou analogií </w:t>
       </w:r>
       <w:r>
-        <w:t>a neměň je: IP adresa = adresa domu, DNS = telefonní seznam / kontakty v mobilu. Více analogií najednou žáky mate.</w:t>
+        <w:t>a neměň je: IP adresa = adresa domu, DNS = telefonní seznam / kontakty v mobilu. Více analogií najednou žáky mate.</w:t>
       </w:r>
     </w:p>
     <w:p>
@@ -1610,7 +1610,7 @@
         <w:t xml:space="preserve">Nezabíhej do detailů. </w:t>
       </w:r>
       <w:r>
-        <w:t>Modely OSI, TCP/UDP, masky sítě sem nepatří — cílem je správná základní představa. Zvídavé odkaž na bonus a další ročníky.</w:t>
+        <w:t>Modely OSI, TCP/UDP, masky sítě sem nepatří — cílem je správná základní představa. Zvídavé odkaž na bonus a další ročníky.</w:t>
       </w:r>
     </w:p>
     <w:p>
@@ -1646,7 +1646,7 @@
         <w:t xml:space="preserve"> zatím nepoužívej </w:t>
       </w:r>
       <w:r>
-        <w:t>— IP adresu žáci najdou v Nastavení (Síť a internet → vlastnosti připojení). Příkazový řádek je téma 6. hodiny; tam si totéž zopakují „profesionálně“ a ocení rozdíl.</w:t>
+        <w:t>— IP adresu žáci najdou v Nastavení (Síť a internet → vlastnosti připojení). Příkazový řádek je téma 6. hodiny; tam si totéž zopakují „profesionálně“ a ocení rozdíl.</w:t>
       </w:r>
     </w:p>
     <w:p>
@@ -1666,7 +1666,7 @@
         <w:t xml:space="preserve">Jak poznáš porozumění: </w:t>
       </w:r>
       <w:r>
-        <w:t>žák umí cestu dat převyprávět vlastními slovy a ve schématu správně umístí router mezi internet a domácí zařízení.</w:t>
+        <w:t>žák umí cestu dat převyprávět vlastními slovy a ve schématu správně umístí router mezi internet a domácí zařízení.</w:t>
       </w:r>
     </w:p>
     <w:p>
@@ -1864,7 +1864,7 @@
                 <w:sz w:val="21"/>
                 <w:szCs w:val="21"/>
               </w:rPr>
-              <w:t>Schéma podle předlohy v listu — žák jen doplní vlastní zařízení (mobil, PC, TV). Zjištění IP adresy s pomocí učitele.</w:t>
+              <w:t>Schéma podle předlohy v listu — žák jen doplní vlastní zařízení (mobil, PC, TV). Zjištění IP adresy s pomocí učitele.</w:t>
             </w:r>
           </w:p>
         </w:tc>
@@ -1930,7 +1930,7 @@
                 <w:sz w:val="21"/>
                 <w:szCs w:val="21"/>
               </w:rPr>
-              <w:t>Vlastní schéma domácí sítě se všemi zařízeními + popisky rolí (klient, router), zjištěná IP adresa a název sítě.</w:t>
+              <w:t>Vlastní schéma domácí sítě se všemi zařízeními + popisky rolí (klient, router), zjištěná IP adresa a název sítě.</w:t>
             </w:r>
           </w:p>
         </w:tc>
@@ -1996,7 +1996,7 @@
                 <w:sz w:val="21"/>
                 <w:szCs w:val="21"/>
               </w:rPr>
-              <w:t>Bonus: doplnit do schématu, co je v síti „drátem“ a co bezdrátově; zjistit rozdíl mezi vnitřní (192.168.x.x) a veřejnou IP adresou a napsat 2 věty, proč nejsou stejné.</w:t>
+              <w:t>Bonus: doplnit do schématu, co je v síti „drátem“ a co bezdrátově; zjistit rozdíl mezi vnitřní (192.168.x.x) a veřejnou IP adresou a napsat 2 věty, proč nejsou stejné.</w:t>
             </w:r>
           </w:p>
         </w:tc>
@@ -2015,7 +2015,7 @@
           <w:sz w:val="30"/>
           <w:szCs w:val="30"/>
         </w:rPr>
-        <w:t>Výstup z hodiny</w:t>
+        <w:t>Výstup z hodiny</w:t>
       </w:r>
     </w:p>
     <w:p>
@@ -2031,7 +2031,7 @@
       </w:r>
       <w:proofErr w:type="spellEnd"/>
       <w:r>
-        <w:t xml:space="preserve"> (PowerPoint nebo obrázek) se schématem domácí sítě s popsanými prvky a vyplněné údaje o připojení v pracovním listu (IP adresa, název sítě, typ připojení).</w:t>
+        <w:t xml:space="preserve"> (PowerPoint nebo obrázek) se schématem domácí sítě s popsanými prvky a vyplněné údaje o připojení v pracovním listu (IP adresa, název sítě, typ připojení).</w:t>
       </w:r>
     </w:p>
     <w:p>
@@ -2207,7 +2207,7 @@
                 <w:sz w:val="21"/>
                 <w:szCs w:val="21"/>
               </w:rPr>
-              <w:t>Schéma úplné a logicky správné (internet → router → zařízení), prvky popsané, údaje o připojení zjištěné.</w:t>
+              <w:t>Schéma úplné a logicky správné (internet → router → zařízení), prvky popsané, údaje o připojení zjištěné.</w:t>
             </w:r>
           </w:p>
         </w:tc>
@@ -2273,7 +2273,7 @@
                 <w:sz w:val="21"/>
                 <w:szCs w:val="21"/>
               </w:rPr>
-              <w:t>Schéma správné s drobnostmi (chybí popisek, jedno zařízení).</w:t>
+              <w:t>Schéma správné s drobnostmi (chybí popisek, jedno zařízení).</w:t>
             </w:r>
           </w:p>
         </w:tc>
@@ -2339,7 +2339,7 @@
                 <w:sz w:val="21"/>
                 <w:szCs w:val="21"/>
               </w:rPr>
-              <w:t>Schéma má věcnou chybu (např. zařízení připojená přímo k internetu bez routeru), údaje částečné.</w:t>
+              <w:t>Schéma má věcnou chybu (např. zařízení připojená přímo k internetu bez routeru), údaje částečné.</w:t>
             </w:r>
           </w:p>
         </w:tc>
@@ -2490,7 +2490,7 @@
           <w:sz w:val="30"/>
           <w:szCs w:val="30"/>
         </w:rPr>
-        <w:t>Možné problémy a jejich řešení</w:t>
+        <w:t>Možné problémy a jejich řešení</w:t>
       </w:r>
     </w:p>
     <w:tbl>
@@ -2621,7 +2621,7 @@
                 <w:sz w:val="21"/>
                 <w:szCs w:val="21"/>
               </w:rPr>
-              <w:t>Hra na síť se zvrhne v chaos.</w:t>
+              <w:t>Hra na síť se zvrhne v chaos.</w:t>
             </w:r>
           </w:p>
         </w:tc>
@@ -2650,7 +2650,7 @@
                 <w:sz w:val="21"/>
                 <w:szCs w:val="21"/>
               </w:rPr>
-              <w:t>Role napiš na kartičky a dej žákům do ruky. Zprávu posílej jen jednu, viditelnou (velký papír). Učitel moderuje každý krok.</w:t>
+              <w:t>Role napiš na kartičky a dej žákům do ruky. Zprávu posílej jen jednu, viditelnou (velký papír). Učitel moderuje každý krok.</w:t>
             </w:r>
           </w:p>
         </w:tc>
@@ -2687,7 +2687,7 @@
                 <w:sz w:val="21"/>
                 <w:szCs w:val="21"/>
               </w:rPr>
-              <w:t>Žáci nenajdou IP adresu v Nastavení.</w:t>
+              <w:t>Žáci nenajdou IP adresu v Nastavení.</w:t>
             </w:r>
           </w:p>
         </w:tc>
@@ -2716,7 +2716,7 @@
                 <w:sz w:val="21"/>
                 <w:szCs w:val="21"/>
               </w:rPr>
-              <w:t>Napiš cestu na tabuli: Nastavení → Síť a internet → (Wi-Fi/Ethernet) → vlastnosti. Na školních PC předem vyzkoušej.</w:t>
+              <w:t>Napiš cestu na tabuli: Nastavení → Síť a internet → (Wi-Fi/Ethernet) → vlastnosti. Na školních PC předem vyzkoušej.</w:t>
             </w:r>
           </w:p>
         </w:tc>
@@ -2848,7 +2848,7 @@
                 <w:sz w:val="21"/>
                 <w:szCs w:val="21"/>
               </w:rPr>
-              <w:t xml:space="preserve">Paradoxně nevadí — hra, výklad i schéma jdou </w:t>
+              <w:t xml:space="preserve">Paradoxně nevadí — hra, výklad i schéma jdou </w:t>
             </w:r>
             <w:proofErr w:type="spellStart"/>
             <w:r>
@@ -2864,7 +2864,7 @@
                 <w:sz w:val="21"/>
                 <w:szCs w:val="21"/>
               </w:rPr>
-              <w:t>. IP adresu lze ukázat i na nepřipojeném PC.</w:t>
+              <w:t>. IP adresu lze ukázat i na nepřipojeném PC.</w:t>
             </w:r>
           </w:p>
         </w:tc>
@@ -2930,7 +2930,7 @@
                 <w:sz w:val="21"/>
                 <w:szCs w:val="21"/>
               </w:rPr>
-              <w:t>Bonus s veřejnou × vnitřní IP adresou; případně rozšířit schéma o sítě v okolí (škola, knihovna).</w:t>
+              <w:t>Bonus s veřejnou × vnitřní IP adresou; případně rozšířit schéma o sítě v okolí (škola, knihovna).</w:t>
             </w:r>
           </w:p>
         </w:tc>
@@ -2971,7 +2971,7 @@
           <w:szCs w:val="30"/>
         </w:rPr>
         <w:lastRenderedPageBreak/>
-        <w:t>Poznámky a reflexe učitele</w:t>
+        <w:t>Poznámky a reflexe učitele</w:t>
       </w:r>
     </w:p>
     <w:p>
